--- a/editions/annotated/George-Douglas-Annotated-Transcription-Volume-II.docx
+++ b/editions/annotated/George-Douglas-Annotated-Transcription-Volume-II.docx
@@ -33,7 +33,7 @@
         <w:pStyle w:val="GuideBody"/>
       </w:pPr>
       <w:r>
-        <w:t>Version 1.0</w:t>
+        <w:t>Version 1.1</w:t>
         <w:br/>
         <w:t>September 2026</w:t>
       </w:r>
@@ -132,7 +132,7 @@
         <w:pStyle w:val="GuideBody"/>
       </w:pPr>
       <w:r>
-        <w:t>Prepared for Volney Douglas with AI assistance in September 2026, from visual reading of the supplied scans. Each scan received an initial reading; selected doubtful passages received a focused second reading. The page inventory identifies the review level. This edition has not received an independent human transcription check or repository approval. It is offered for scholarly review and correction, and does not replace the source images.</w:t>
+        <w:t>Prepared for Volney Douglas with AI assistance in September 2026, from visual reading of the supplied scans. Each scan received an initial reading. Version 1.1 adds local OCR processing of all 193 pages containing the original 1,200 uncertainties, and applies selected image-checked corrections. OCR completion is not a complete new visual check; the item ledger records which passages were individually adjudicated. The page inventory identifies the review level. This edition has not received an independent human transcription check or repository approval. It is offered for scholarly review and correction, and does not replace the source images.</w:t>
       </w:r>
     </w:p>
     <w:p>
@@ -212,7 +212,7 @@
         <w:pStyle w:val="GuideBody"/>
       </w:pPr>
       <w:r>
-        <w:t>A page ID such as 05-025 means source 05, PDF scan page 25, counting the cover as page 1. A block ID such as 05-025-P02 adds the second transcript paragraph or block. These are editorial locators; they are not manuscript page numbers. Suggested citation: George Douglas Papers annotated transcription, version 1.0, 05-025-P02; corresponding source 05, scan page 25. For a correction, give that locator, the existing wording, a proposed reading, and the image or other evidence supporting it.</w:t>
+        <w:t>A page ID such as 05-025 means source 05, PDF scan page 25, counting the cover as page 1. A block ID such as 05-025-P02 adds the second transcript paragraph or block. These are editorial locators; they are not manuscript page numbers. Suggested citation: George Douglas Papers annotated transcription, version 1.1, 05-025-P02; corresponding source 05, scan page 25. For a correction, give that locator, the existing wording, a proposed reading, and the image or other evidence supporting it.</w:t>
       </w:r>
     </w:p>
     <w:p>
@@ -513,16 +513,7 @@
         <w:t>[[illegible]]</w:t>
       </w:r>
       <w:r>
-        <w:t xml:space="preserve"> furlough I suppose you have heard of the death of Uncle </w:t>
-      </w:r>
-      <w:r>
-        <w:rPr>
-          <w:i/>
-        </w:rPr>
-        <w:t>[[Alfred?]]</w:t>
-      </w:r>
-      <w:r>
-        <w:t xml:space="preserve"> he died on the 5th of June from a wound Recd on the 18th of May - The Gentleman awaits on me &amp; </w:t>
+        <w:t xml:space="preserve"> furlough I suppose you have heard of the death of Uncle Alfred he died on the 5th of June from a wound Recd on the 18th of May - The Gentleman awaits on me &amp; </w:t>
       </w:r>
       <w:r>
         <w:rPr>
@@ -3987,16 +3978,7 @@
         <w:t xml:space="preserve">04-017-P02   </w:t>
       </w:r>
       <w:r>
-        <w:t xml:space="preserve">Cousin George. I have written Several times to you but Silence has been the result. My uncertain Whereabouts perhaps have been the Cause — for I cannot think you so ungenerous as not to have Written to me Since Sept last year. I have thought my letters of last Spring may have Contained something not acceptable — if so I cannot conceive what it was — for if you are like the majority of Soldiers — your Feelings could hardly be ruffled — I will try you another Effort and if Silence is the response I may know Something is wrong in </w:t>
-      </w:r>
-      <w:r>
-        <w:rPr>
-          <w:i/>
-        </w:rPr>
-        <w:t>[[Denmark?]]</w:t>
-      </w:r>
-      <w:r>
-        <w:t>, &amp; will call off my hounds. But as I am floating in rather a dull atmosphere I will not promise to be very interesting but trust I may for a while relieve you of the monotony of the Camps.</w:t>
+        <w:t>Cousin George. I have written Several times to you but Silence has been the result. My uncertain Whereabouts perhaps have been the Cause — for I cannot think you so ungenerous as not to have Written to me Since Sept last year. I have thought my letters of last Spring may have Contained something not acceptable — if so I cannot conceive what it was — for if you are like the majority of Soldiers — your Feelings could hardly be ruffled — I will try you another Effort and if Silence is the response I may know Something is wrong in Denmark, &amp; will call off my hounds. But as I am floating in rather a dull atmosphere I will not promise to be very interesting but trust I may for a while relieve you of the monotony of the Camps.</w:t>
       </w:r>
     </w:p>
     <w:p>
@@ -5043,7 +5025,7 @@
         <w:t xml:space="preserve">Editorial note. </w:t>
       </w:r>
       <w:r>
-        <w:t>The top of the scan repeats the heading and opening of scan 21. The main body continues scan 22. The word before “Stays” and portions of the crowded bottom line are uncertain.</w:t>
+        <w:t>The top of the scan repeats the heading and opening of scan 21. The main body continues scan 22. The word before “Stays” and portions of the crowded bottom line are uncertain. Image review September 2026. 04-023-P02: the clipped opening continues in 04-021-P03, beginning with the rest of furlough and I will write you a few lines. The loss marker describes scan 23 and remains.</w:t>
       </w:r>
     </w:p>
     <w:p>
@@ -5174,7 +5156,7 @@
         <w:t xml:space="preserve">Editorial note. </w:t>
       </w:r>
       <w:r>
-        <w:t>The top strip repeats part of scan 22. The remaining text concludes the letter. The surname or initials after James cannot be read confidently.</w:t>
+        <w:t>The top strip repeats part of scan 22. The remaining text concludes the letter. The surname or initials after James cannot be read confidently. Image review September 2026. 04-024-P02: the clipped upper passage continues in 04-022-P02 with to the Command. Scan 22 preserves the rest of the account; retain the scan-24 loss marker.</w:t>
       </w:r>
     </w:p>
     <w:p>
@@ -8232,15 +8214,7 @@
         <w:br/>
         <w:t>No 76</w:t>
         <w:br/>
-      </w:r>
-      <w:r>
-        <w:rPr>
-          <w:i/>
-        </w:rPr>
-        <w:t>[[S. M.?]]</w:t>
-      </w:r>
-      <w:r>
-        <w:t xml:space="preserve"> Hancock N P E C</w:t>
+        <w:t>Wm L Hancock N P E C</w:t>
         <w:br/>
         <w:t>Texas Precinct No 8</w:t>
         <w:br/>
@@ -8289,15 +8263,8 @@
       <w:r>
         <w:t>The State of Texas</w:t>
         <w:br/>
-        <w:t xml:space="preserve">County of </w:t>
-      </w:r>
-      <w:r>
-        <w:rPr>
-          <w:i/>
-        </w:rPr>
-        <w:t>[[Rusk?]]</w:t>
-      </w:r>
-      <w:r/>
+        <w:t>County of Hood</w:t>
+      </w:r>
     </w:p>
     <w:p>
       <w:pPr>
@@ -8367,7 +8334,7 @@
         <w:t xml:space="preserve">Editorial note. </w:t>
       </w:r>
       <w:r>
-        <w:t>Overlapping reproduction of the acknowledgment begun on scan 42. The lower acknowledgment continues on scan 44. Portions hidden by the fold have not been silently supplied from that other image.</w:t>
+        <w:t>Overlapping reproduction of the acknowledgment begun on scan 42. The lower acknowledgment continues on scan 44. Portions hidden by the fold have not been silently supplied from that other image. Image review September 2026. 04-043-P03: hearing of their said Husbands they the said Laura Robinson and Susanna Bell acknowledged. The fold in 04-043 hides this span. Scan 04-044 shows the same handwriting before and after it and exposes the intervening words. Retain the obstruction marker on 04-043 and supply a cited witness note; these words were not recovered from the fold itself. 04-043-P08: Continuation includes March A. D. 1875. Matching handwriting and the same date line establish the overlap. The later scan exposes March A. D. 1875 below the cropped ending. Keep the loss marker and link 04-044-P06; do not invent the connector still at the torn edge.</w:t>
       </w:r>
     </w:p>
     <w:p>
@@ -8436,15 +8403,7 @@
         <w:br/>
         <w:t>No 76</w:t>
         <w:br/>
-      </w:r>
-      <w:r>
-        <w:rPr>
-          <w:i/>
-        </w:rPr>
-        <w:t>[[S. M.?]]</w:t>
-      </w:r>
-      <w:r>
-        <w:t xml:space="preserve"> Hancock N P E C</w:t>
+        <w:t>Wm L Hancock N P E C</w:t>
         <w:br/>
         <w:t>Texas Precinct No 8</w:t>
       </w:r>
@@ -8485,15 +8444,8 @@
       <w:r>
         <w:t>The State of Texas</w:t>
         <w:br/>
-        <w:t xml:space="preserve">County </w:t>
-      </w:r>
-      <w:r>
-        <w:rPr>
-          <w:i/>
-        </w:rPr>
-        <w:t>[[Rusk?]]</w:t>
-      </w:r>
-      <w:r/>
+        <w:t>County Hood</w:t>
+      </w:r>
     </w:p>
     <w:p>
       <w:pPr>
@@ -8603,7 +8555,7 @@
         <w:t xml:space="preserve">Editorial note. </w:t>
       </w:r>
       <w:r>
-        <w:t>Further overlapping scan of the acknowledgments. This image reveals wording concealed by the fold on scan 43. The lower county, place, and notary’s name remain unresolved.</w:t>
+        <w:t>Further overlapping scan of the acknowledgments. This image reveals wording concealed by the fold on scan 43. The lower county, place, and notary’s name remain unresolved. Image review September 2026. 04-044-P01: Opening is preserved in 04-043-P03. The names, clause order and repeated lower lines identify this as the same acknowledgment. The preceding image preserves At the Same time and Place Personally appeared Laura Robinson ... wife of the said J. M. Bell. Preserve the crop boundary and cite that witness instead of implying the words are visible on scan 44.</w:t>
       </w:r>
     </w:p>
     <w:p>
@@ -9645,16 +9597,7 @@
         <w:t xml:space="preserve">04-054-P02   </w:t>
       </w:r>
       <w:r>
-        <w:t xml:space="preserve">Allie leaves tomorrow for </w:t>
-      </w:r>
-      <w:r>
-        <w:rPr>
-          <w:i/>
-        </w:rPr>
-        <w:t>[[illegible]]</w:t>
-      </w:r>
-      <w:r>
-        <w:t xml:space="preserve"> to run a Dormitory. I am staying with Dr Bird. Papa.</w:t>
+        <w:t>Allie leaves tomorrow for Gunter to run a Dormitory. I am staying with Dr Bird. Papa.</w:t>
       </w:r>
     </w:p>
     <w:p>
@@ -9668,7 +9611,7 @@
         <w:t xml:space="preserve">Editorial note. </w:t>
       </w:r>
       <w:r>
-        <w:t>Additional closing page. The destination after “for” is unclear in the scan and has not been inferred.</w:t>
+        <w:t>Additional closing page. Image review supports Gunter as the destination.</w:t>
       </w:r>
     </w:p>
     <w:p>
@@ -11314,16 +11257,7 @@
         <w:t>[[her?]]</w:t>
       </w:r>
       <w:r>
-        <w:t xml:space="preserve"> for none of you writing to me, but I see from your letter that the fault lay entirely with the mail, so I shall not send it. I am glad to hear of the good health of the Family, and it gives me some hopes that health may be enjoyed in </w:t>
-      </w:r>
-      <w:r>
-        <w:rPr>
-          <w:i/>
-        </w:rPr>
-        <w:t>[[Burky?]]</w:t>
-      </w:r>
-      <w:r>
-        <w:t xml:space="preserve">, as well as other places. This County although reputed to be one of the healthiest in the State, has been very sickly for two months past, more so than I ever saw it in Ellis Co. I think that Old Mr Benson is nearly willing to try the </w:t>
+        <w:t xml:space="preserve"> for none of you writing to me, but I see from your letter that the fault lay entirely with the mail, so I shall not send it. I am glad to hear of the good health of the Family, and it gives me some hopes that health may be enjoyed in Brushy, as well as other places. This County although reputed to be one of the healthiest in the State, has been very sickly for two months past, more so than I ever saw it in Ellis Co. I think that Old Mr Benson is nearly willing to try the </w:t>
       </w:r>
       <w:r>
         <w:rPr>
@@ -11364,7 +11298,7 @@
         <w:t xml:space="preserve">Editorial note. </w:t>
       </w:r>
       <w:r>
-        <w:t>Heavy show-through from the reverse interferes with several readings. The place name following “enjoyed in” is unresolved.</w:t>
+        <w:t>Heavy show-through from the reverse interferes with several readings. The place name following “enjoyed in” reads Brushy after image review.</w:t>
       </w:r>
     </w:p>
     <w:p>
@@ -11396,16 +11330,7 @@
         <w:t xml:space="preserve">04-080-P01   </w:t>
       </w:r>
       <w:r>
-        <w:t xml:space="preserve">My own health never was better than it has been since I have been in this place. I still get plenty of work to do. I quit working for Mr Dale about a month ago &amp; have been picking up little jobs round ever since. Were it not so expensive to live here I could make a tolerably fair living. I am now helping </w:t>
-      </w:r>
-      <w:r>
-        <w:rPr>
-          <w:i/>
-        </w:rPr>
-        <w:t>[[Hedlie?]]</w:t>
-      </w:r>
-      <w:r>
-        <w:t xml:space="preserve"> a large Livery Stable, my wages are $1,50 cts pr day, but after subtracting $10 pr month for board &amp; washing, the amount is considerably diminished.</w:t>
+        <w:t>My own health never was better than it has been since I have been in this place. I still get plenty of work to do. I quit working for Mr Dale about a month ago &amp; have been picking up little jobs round ever since. Were it not so expensive to live here I could make a tolerably fair living. I am now helping build a large Livery Stable, my wages are $1,50 cts pr day, but after subtracting $10 pr month for board &amp; washing, the amount is considerably diminished.</w:t>
         <w:br/>
         <w:t>There is going to be a very good opening for carpenters here this coming Winter and Spring, and I am somewhat at a loss whether to continue journeywork or turn out undertaker, I think I could get plenty to do either way.</w:t>
         <w:br/>
@@ -11423,7 +11348,7 @@
         <w:t xml:space="preserve">Editorial note. </w:t>
       </w:r>
       <w:r>
-        <w:t>The surname before “a large Livery Stable” is uncertain. Show-through is visible throughout.</w:t>
+        <w:t>Image review reads the verb build before “a large Livery Stable”; the earlier proposed surname has been withdrawn. Show-through is visible throughout.</w:t>
       </w:r>
     </w:p>
     <w:p>
@@ -12563,7 +12488,7 @@
       <w:jc w:val="right"/>
     </w:pPr>
     <w:r>
-      <w:t xml:space="preserve">Version 1.0  •  </w:t>
+      <w:t xml:space="preserve">Version 1.1  •  </w:t>
     </w:r>
     <w:r>
       <w:fldChar w:fldCharType="begin"/>
